--- a/02-06-2026.docx
+++ b/02-06-2026.docx
@@ -2,6 +2,474 @@
 <file path=word/document.xml><?xml version="1.0" encoding="utf-8"?>
 <w:document xmlns:wpc="http://schemas.microsoft.com/office/word/2010/wordprocessingCanvas" xmlns:cx="http://schemas.microsoft.com/office/drawing/2014/chartex" xmlns:cx1="http://schemas.microsoft.com/office/drawing/2015/9/8/chartex" xmlns:cx2="http://schemas.microsoft.com/office/drawing/2015/10/21/chartex" xmlns:cx3="http://schemas.microsoft.com/office/drawing/2016/5/9/chartex" xmlns:cx4="http://schemas.microsoft.com/office/drawing/2016/5/10/chartex" xmlns:cx5="http://schemas.microsoft.com/office/drawing/2016/5/11/chartex" xmlns:cx6="http://schemas.microsoft.com/office/drawing/2016/5/12/chartex" xmlns:cx7="http://schemas.microsoft.com/office/drawing/2016/5/13/chartex" xmlns:cx8="http://schemas.microsoft.com/office/drawing/2016/5/14/chartex" xmlns:mc="http://schemas.openxmlformats.org/markup-compatibility/2006" xmlns:aink="http://schemas.microsoft.com/office/drawing/2016/ink" xmlns:am3d="http://schemas.microsoft.com/office/drawing/2017/model3d" xmlns:o="urn:schemas-microsoft-com:office:office" xmlns:oel="http://schemas.microsoft.com/office/2019/extlst" xmlns:r="http://schemas.openxmlformats.org/officeDocument/2006/relationships" xmlns:m="http://schemas.openxmlformats.org/officeDocument/2006/math" xmlns:v="urn:schemas-microsoft-com:vml" xmlns:wp14="http://schemas.microsoft.com/office/word/2010/wordprocessingDrawing" xmlns:wp="http://schemas.openxmlformats.org/drawingml/2006/wordprocessingDrawing" xmlns:w10="urn:schemas-microsoft-com:office:word" xmlns:w="http://schemas.openxmlformats.org/wordprocessingml/2006/main" xmlns:w14="http://schemas.microsoft.com/office/word/2010/wordml" xmlns:w15="http://schemas.microsoft.com/office/word/2012/wordml" xmlns:w16cex="http://schemas.microsoft.com/office/word/2018/wordml/cex" xmlns:w16cid="http://schemas.microsoft.com/office/word/2016/wordml/cid" xmlns:w16="http://schemas.microsoft.com/office/word/2018/wordml" xmlns:w16du="http://schemas.microsoft.com/office/word/2023/wordml/word16du" xmlns:w16sdtdh="http://schemas.microsoft.com/office/word/2020/wordml/sdtdatahash" xmlns:w16sdtfl="http://schemas.microsoft.com/office/word/2024/wordml/sdtformatlock" xmlns:w16se="http://schemas.microsoft.com/office/word/2015/wordml/symex" xmlns:wpg="http://schemas.microsoft.com/office/word/2010/wordprocessingGroup" xmlns:wpi="http://schemas.microsoft.com/office/word/2010/wordprocessingInk" xmlns:wne="http://schemas.microsoft.com/office/word/2006/wordml" xmlns:wps="http://schemas.microsoft.com/office/word/2010/wordprocessingShape" mc:Ignorable="w14 w15 w16se w16cid w16 w16cex w16sdtdh w16sdtfl w16du wp14">
   <w:body>
+    <w:p>
+      <w:r>
+        <w:t>CRUD_Test</w:t>
+      </w:r>
+      <w:r>
+        <w:t>.java</w:t>
+      </w:r>
+    </w:p>
+    <w:p/>
+    <w:p>
+      <w:r>
+        <w:t xml:space="preserve">import </w:t>
+      </w:r>
+      <w:proofErr w:type="spellStart"/>
+      <w:r>
+        <w:t>java.sql</w:t>
+      </w:r>
+      <w:proofErr w:type="spellEnd"/>
+      <w:r>
+        <w:t>.*;</w:t>
+      </w:r>
+      <w:r>
+        <w:br/>
+      </w:r>
+      <w:r>
+        <w:br/>
+        <w:t xml:space="preserve">public class </w:t>
+      </w:r>
+      <w:proofErr w:type="spellStart"/>
+      <w:r>
+        <w:t>CRUD_Test</w:t>
+      </w:r>
+      <w:proofErr w:type="spellEnd"/>
+      <w:r>
+        <w:t xml:space="preserve"> {</w:t>
+      </w:r>
+      <w:r>
+        <w:br/>
+        <w:t xml:space="preserve">    public static void main(String[] </w:t>
+      </w:r>
+      <w:proofErr w:type="spellStart"/>
+      <w:r>
+        <w:t>args</w:t>
+      </w:r>
+      <w:proofErr w:type="spellEnd"/>
+      <w:r>
+        <w:t>) throws Exception {</w:t>
+      </w:r>
+      <w:r>
+        <w:br/>
+        <w:t xml:space="preserve">        </w:t>
+      </w:r>
+      <w:proofErr w:type="spellStart"/>
+      <w:r>
+        <w:t>DB_Connection</w:t>
+      </w:r>
+      <w:proofErr w:type="spellEnd"/>
+      <w:r>
+        <w:t xml:space="preserve"> </w:t>
+      </w:r>
+      <w:proofErr w:type="spellStart"/>
+      <w:r>
+        <w:t>db</w:t>
+      </w:r>
+      <w:proofErr w:type="spellEnd"/>
+      <w:r>
+        <w:t xml:space="preserve"> = new </w:t>
+      </w:r>
+      <w:proofErr w:type="spellStart"/>
+      <w:r>
+        <w:t>DB_Connection</w:t>
+      </w:r>
+      <w:proofErr w:type="spellEnd"/>
+      <w:r>
+        <w:t>();</w:t>
+      </w:r>
+      <w:r>
+        <w:br/>
+        <w:t xml:space="preserve">        Connection conn = </w:t>
+      </w:r>
+      <w:proofErr w:type="spellStart"/>
+      <w:r>
+        <w:t>db.get_connection</w:t>
+      </w:r>
+      <w:proofErr w:type="spellEnd"/>
+      <w:r>
+        <w:t>();</w:t>
+      </w:r>
+      <w:r>
+        <w:br/>
+      </w:r>
+      <w:r>
+        <w:br/>
+        <w:t xml:space="preserve">        if(conn == null) {</w:t>
+      </w:r>
+      <w:r>
+        <w:br/>
+        <w:t xml:space="preserve">            </w:t>
+      </w:r>
+      <w:proofErr w:type="spellStart"/>
+      <w:r>
+        <w:t>System.</w:t>
+      </w:r>
+      <w:r>
+        <w:rPr>
+          <w:i/>
+          <w:iCs/>
+        </w:rPr>
+        <w:t>out</w:t>
+      </w:r>
+      <w:r>
+        <w:t>.println</w:t>
+      </w:r>
+      <w:proofErr w:type="spellEnd"/>
+      <w:r>
+        <w:t>("Connection Failed!");</w:t>
+      </w:r>
+      <w:r>
+        <w:br/>
+        <w:t xml:space="preserve">            return;</w:t>
+      </w:r>
+      <w:r>
+        <w:br/>
+        <w:t xml:space="preserve">        }</w:t>
+      </w:r>
+      <w:r>
+        <w:br/>
+      </w:r>
+      <w:r>
+        <w:br/>
+        <w:t xml:space="preserve">        Statement </w:t>
+      </w:r>
+      <w:proofErr w:type="spellStart"/>
+      <w:r>
+        <w:t>stmt</w:t>
+      </w:r>
+      <w:proofErr w:type="spellEnd"/>
+      <w:r>
+        <w:t xml:space="preserve"> = </w:t>
+      </w:r>
+      <w:proofErr w:type="spellStart"/>
+      <w:r>
+        <w:t>conn.createStatement</w:t>
+      </w:r>
+      <w:proofErr w:type="spellEnd"/>
+      <w:r>
+        <w:t>();</w:t>
+      </w:r>
+      <w:r>
+        <w:br/>
+      </w:r>
+      <w:r>
+        <w:br/>
+      </w:r>
+      <w:r>
+        <w:br/>
+        <w:t xml:space="preserve">        </w:t>
+      </w:r>
+      <w:proofErr w:type="spellStart"/>
+      <w:r>
+        <w:t>stmt.executeUpdate</w:t>
+      </w:r>
+      <w:proofErr w:type="spellEnd"/>
+      <w:r>
+        <w:t>("truncate table user");</w:t>
+      </w:r>
+      <w:r>
+        <w:br/>
+      </w:r>
+      <w:r>
+        <w:br/>
+      </w:r>
+      <w:r>
+        <w:br/>
+        <w:t xml:space="preserve">        </w:t>
+      </w:r>
+      <w:proofErr w:type="spellStart"/>
+      <w:r>
+        <w:t>stmt.executeUpdate</w:t>
+      </w:r>
+      <w:proofErr w:type="spellEnd"/>
+      <w:r>
+        <w:t>("insert into user (</w:t>
+      </w:r>
+      <w:proofErr w:type="spellStart"/>
+      <w:r>
+        <w:t>sl_no</w:t>
+      </w:r>
+      <w:proofErr w:type="spellEnd"/>
+      <w:r>
+        <w:t>, name, email) values ('101', 'Jayanth', 'jayanth@gmail.com')");</w:t>
+      </w:r>
+      <w:r>
+        <w:br/>
+        <w:t xml:space="preserve">        </w:t>
+      </w:r>
+      <w:proofErr w:type="spellStart"/>
+      <w:r>
+        <w:t>System.</w:t>
+      </w:r>
+      <w:r>
+        <w:rPr>
+          <w:i/>
+          <w:iCs/>
+        </w:rPr>
+        <w:t>out</w:t>
+      </w:r>
+      <w:r>
+        <w:t>.println</w:t>
+      </w:r>
+      <w:proofErr w:type="spellEnd"/>
+      <w:r>
+        <w:t>("1. Data Inserted!");</w:t>
+      </w:r>
+      <w:r>
+        <w:br/>
+      </w:r>
+      <w:r>
+        <w:br/>
+      </w:r>
+      <w:r>
+        <w:br/>
+        <w:t xml:space="preserve">        try {</w:t>
+      </w:r>
+      <w:r>
+        <w:br/>
+        <w:t xml:space="preserve">            </w:t>
+      </w:r>
+      <w:proofErr w:type="spellStart"/>
+      <w:proofErr w:type="gramStart"/>
+      <w:r>
+        <w:t>stmt.executeUpdate</w:t>
+      </w:r>
+      <w:proofErr w:type="spellEnd"/>
+      <w:proofErr w:type="gramEnd"/>
+      <w:r>
+        <w:t xml:space="preserve">("alter table user add address </w:t>
+      </w:r>
+      <w:proofErr w:type="gramStart"/>
+      <w:r>
+        <w:t>VARCHAR(</w:t>
+      </w:r>
+      <w:proofErr w:type="gramEnd"/>
+      <w:r>
+        <w:t>20)");</w:t>
+      </w:r>
+      <w:r>
+        <w:br/>
+        <w:t xml:space="preserve">            </w:t>
+      </w:r>
+      <w:proofErr w:type="spellStart"/>
+      <w:r>
+        <w:t>System.</w:t>
+      </w:r>
+      <w:r>
+        <w:rPr>
+          <w:i/>
+          <w:iCs/>
+        </w:rPr>
+        <w:t>out</w:t>
+      </w:r>
+      <w:r>
+        <w:t>.println</w:t>
+      </w:r>
+      <w:proofErr w:type="spellEnd"/>
+      <w:r>
+        <w:t>("2. Column Added via ALTER!");</w:t>
+      </w:r>
+      <w:r>
+        <w:br/>
+        <w:t xml:space="preserve">      </w:t>
+      </w:r>
+      <w:proofErr w:type="gramStart"/>
+      <w:r>
+        <w:t xml:space="preserve">  }</w:t>
+      </w:r>
+      <w:proofErr w:type="gramEnd"/>
+      <w:r>
+        <w:t xml:space="preserve"> catch (</w:t>
+      </w:r>
+      <w:proofErr w:type="spellStart"/>
+      <w:r>
+        <w:t>SQLException</w:t>
+      </w:r>
+      <w:proofErr w:type="spellEnd"/>
+      <w:r>
+        <w:t xml:space="preserve"> e) {</w:t>
+      </w:r>
+      <w:r>
+        <w:br/>
+        <w:t xml:space="preserve">            if (</w:t>
+      </w:r>
+      <w:proofErr w:type="spellStart"/>
+      <w:proofErr w:type="gramStart"/>
+      <w:r>
+        <w:t>e.getErrorCode</w:t>
+      </w:r>
+      <w:proofErr w:type="spellEnd"/>
+      <w:proofErr w:type="gramEnd"/>
+      <w:r>
+        <w:t xml:space="preserve">() == 1060) </w:t>
+      </w:r>
+      <w:proofErr w:type="gramStart"/>
+      <w:r>
+        <w:t>{ /</w:t>
+      </w:r>
+      <w:proofErr w:type="gramEnd"/>
+      <w:r>
+        <w:t>/ 1060 handles duplicate column error</w:t>
+      </w:r>
+      <w:r>
+        <w:br/>
+        <w:t xml:space="preserve">                </w:t>
+      </w:r>
+      <w:proofErr w:type="spellStart"/>
+      <w:r>
+        <w:t>System.</w:t>
+      </w:r>
+      <w:r>
+        <w:rPr>
+          <w:i/>
+          <w:iCs/>
+        </w:rPr>
+        <w:t>out</w:t>
+      </w:r>
+      <w:r>
+        <w:t>.println</w:t>
+      </w:r>
+      <w:proofErr w:type="spellEnd"/>
+      <w:r>
+        <w:t>("2. Column 'address' already exists. Skipping ALTER!");</w:t>
+      </w:r>
+      <w:r>
+        <w:br/>
+        <w:t xml:space="preserve">          </w:t>
+      </w:r>
+      <w:proofErr w:type="gramStart"/>
+      <w:r>
+        <w:t xml:space="preserve">  }</w:t>
+      </w:r>
+      <w:proofErr w:type="gramEnd"/>
+      <w:r>
+        <w:t xml:space="preserve"> else {</w:t>
+      </w:r>
+      <w:r>
+        <w:br/>
+        <w:t xml:space="preserve">                throw e;</w:t>
+      </w:r>
+      <w:r>
+        <w:br/>
+        <w:t xml:space="preserve">          </w:t>
+      </w:r>
+      <w:proofErr w:type="gramStart"/>
+      <w:r>
+        <w:t xml:space="preserve">  }</w:t>
+      </w:r>
+      <w:proofErr w:type="gramEnd"/>
+      <w:r>
+        <w:br/>
+        <w:t xml:space="preserve">      </w:t>
+      </w:r>
+      <w:proofErr w:type="gramStart"/>
+      <w:r>
+        <w:t xml:space="preserve">  }</w:t>
+      </w:r>
+      <w:proofErr w:type="gramEnd"/>
+      <w:r>
+        <w:br/>
+      </w:r>
+      <w:r>
+        <w:br/>
+      </w:r>
+      <w:r>
+        <w:br/>
+        <w:t xml:space="preserve">        </w:t>
+      </w:r>
+      <w:proofErr w:type="spellStart"/>
+      <w:proofErr w:type="gramStart"/>
+      <w:r>
+        <w:t>stmt.executeUpdate</w:t>
+      </w:r>
+      <w:proofErr w:type="spellEnd"/>
+      <w:proofErr w:type="gramEnd"/>
+      <w:r>
+        <w:t>("truncate table user");</w:t>
+      </w:r>
+      <w:r>
+        <w:br/>
+        <w:t xml:space="preserve">        </w:t>
+      </w:r>
+      <w:proofErr w:type="spellStart"/>
+      <w:r>
+        <w:t>System.</w:t>
+      </w:r>
+      <w:r>
+        <w:rPr>
+          <w:i/>
+          <w:iCs/>
+        </w:rPr>
+        <w:t>out</w:t>
+      </w:r>
+      <w:r>
+        <w:t>.println</w:t>
+      </w:r>
+      <w:proofErr w:type="spellEnd"/>
+      <w:r>
+        <w:t>("3. Table Truncated (All records cleared)!");</w:t>
+      </w:r>
+      <w:r>
+        <w:br/>
+      </w:r>
+      <w:r>
+        <w:br/>
+      </w:r>
+      <w:r>
+        <w:br/>
+        <w:t xml:space="preserve">        </w:t>
+      </w:r>
+      <w:proofErr w:type="spellStart"/>
+      <w:proofErr w:type="gramStart"/>
+      <w:r>
+        <w:t>stmt.executeUpdate</w:t>
+      </w:r>
+      <w:proofErr w:type="spellEnd"/>
+      <w:proofErr w:type="gramEnd"/>
+      <w:r>
+        <w:t>("insert into user values ('201', 'Arun', 'arun@gmail.com', 'Bihar')");</w:t>
+      </w:r>
+      <w:r>
+        <w:br/>
+        <w:t xml:space="preserve">        </w:t>
+      </w:r>
+      <w:proofErr w:type="spellStart"/>
+      <w:r>
+        <w:t>System.</w:t>
+      </w:r>
+      <w:r>
+        <w:rPr>
+          <w:i/>
+          <w:iCs/>
+        </w:rPr>
+        <w:t>out</w:t>
+      </w:r>
+      <w:r>
+        <w:t>.println</w:t>
+      </w:r>
+      <w:proofErr w:type="spellEnd"/>
+      <w:r>
+        <w:t>("4. New Data Inserted after Truncate successfully!");</w:t>
+      </w:r>
+      <w:r>
+        <w:br/>
+        <w:t xml:space="preserve">  </w:t>
+      </w:r>
+      <w:proofErr w:type="gramStart"/>
+      <w:r>
+        <w:t xml:space="preserve">  }</w:t>
+      </w:r>
+      <w:proofErr w:type="gramEnd"/>
+      <w:r>
+        <w:br/>
+        <w:t>}</w:t>
+      </w:r>
+    </w:p>
+    <w:p/>
+    <w:p/>
+    <w:p/>
+    <w:p/>
     <w:p>
       <w:r>
         <w:rPr>
@@ -20,119 +488,6 @@
                 <pic:pic xmlns:pic="http://schemas.openxmlformats.org/drawingml/2006/picture">
                   <pic:nvPicPr>
                     <pic:cNvPr id="0" name="Picture 2"/>
-                    <pic:cNvPicPr>
-                      <a:picLocks noChangeAspect="1" noChangeArrowheads="1"/>
-                    </pic:cNvPicPr>
-                  </pic:nvPicPr>
-                  <pic:blipFill>
-                    <a:blip r:embed="rId4" cstate="print">
-                      <a:extLst>
-                        <a:ext uri="{28A0092B-C50C-407E-A947-70E740481C1C}">
-                          <a14:useLocalDpi xmlns:a14="http://schemas.microsoft.com/office/drawing/2010/main" val="0"/>
-                        </a:ext>
-                      </a:extLst>
-                    </a:blip>
-                    <a:srcRect/>
-                    <a:stretch>
-                      <a:fillRect/>
-                    </a:stretch>
-                  </pic:blipFill>
-                  <pic:spPr bwMode="auto">
-                    <a:xfrm>
-                      <a:off x="0" y="0"/>
-                      <a:ext cx="5731510" cy="3583305"/>
-                    </a:xfrm>
-                    <a:prstGeom prst="rect">
-                      <a:avLst/>
-                    </a:prstGeom>
-                    <a:noFill/>
-                    <a:ln>
-                      <a:noFill/>
-                    </a:ln>
-                  </pic:spPr>
-                </pic:pic>
-              </a:graphicData>
-            </a:graphic>
-          </wp:inline>
-        </w:drawing>
-      </w:r>
-    </w:p>
-    <w:p/>
-    <w:p>
-      <w:r>
-        <w:rPr>
-          <w:noProof/>
-        </w:rPr>
-        <w:drawing>
-          <wp:inline distT="0" distB="0" distL="0" distR="0" wp14:anchorId="71AE7C82" wp14:editId="6543DDD6">
-            <wp:extent cx="5731510" cy="3583305"/>
-            <wp:effectExtent l="0" t="0" r="2540" b="0"/>
-            <wp:docPr id="114367406" name="Picture 3"/>
-            <wp:cNvGraphicFramePr>
-              <a:graphicFrameLocks xmlns:a="http://schemas.openxmlformats.org/drawingml/2006/main" noChangeAspect="1"/>
-            </wp:cNvGraphicFramePr>
-            <a:graphic xmlns:a="http://schemas.openxmlformats.org/drawingml/2006/main">
-              <a:graphicData uri="http://schemas.openxmlformats.org/drawingml/2006/picture">
-                <pic:pic xmlns:pic="http://schemas.openxmlformats.org/drawingml/2006/picture">
-                  <pic:nvPicPr>
-                    <pic:cNvPr id="0" name="Picture 3"/>
-                    <pic:cNvPicPr>
-                      <a:picLocks noChangeAspect="1" noChangeArrowheads="1"/>
-                    </pic:cNvPicPr>
-                  </pic:nvPicPr>
-                  <pic:blipFill>
-                    <a:blip r:embed="rId5" cstate="print">
-                      <a:extLst>
-                        <a:ext uri="{28A0092B-C50C-407E-A947-70E740481C1C}">
-                          <a14:useLocalDpi xmlns:a14="http://schemas.microsoft.com/office/drawing/2010/main" val="0"/>
-                        </a:ext>
-                      </a:extLst>
-                    </a:blip>
-                    <a:srcRect/>
-                    <a:stretch>
-                      <a:fillRect/>
-                    </a:stretch>
-                  </pic:blipFill>
-                  <pic:spPr bwMode="auto">
-                    <a:xfrm>
-                      <a:off x="0" y="0"/>
-                      <a:ext cx="5731510" cy="3583305"/>
-                    </a:xfrm>
-                    <a:prstGeom prst="rect">
-                      <a:avLst/>
-                    </a:prstGeom>
-                    <a:noFill/>
-                    <a:ln>
-                      <a:noFill/>
-                    </a:ln>
-                  </pic:spPr>
-                </pic:pic>
-              </a:graphicData>
-            </a:graphic>
-          </wp:inline>
-        </w:drawing>
-      </w:r>
-    </w:p>
-    <w:p/>
-    <w:p>
-      <w:r>
-        <w:rPr>
-          <w:noProof/>
-        </w:rPr>
-        <w:lastRenderedPageBreak/>
-        <w:drawing>
-          <wp:inline distT="0" distB="0" distL="0" distR="0" wp14:anchorId="60BC8C41" wp14:editId="1E2AA68B">
-            <wp:extent cx="5731510" cy="3583305"/>
-            <wp:effectExtent l="0" t="0" r="2540" b="0"/>
-            <wp:docPr id="108639550" name="Picture 4"/>
-            <wp:cNvGraphicFramePr>
-              <a:graphicFrameLocks xmlns:a="http://schemas.openxmlformats.org/drawingml/2006/main" noChangeAspect="1"/>
-            </wp:cNvGraphicFramePr>
-            <a:graphic xmlns:a="http://schemas.openxmlformats.org/drawingml/2006/main">
-              <a:graphicData uri="http://schemas.openxmlformats.org/drawingml/2006/picture">
-                <pic:pic xmlns:pic="http://schemas.openxmlformats.org/drawingml/2006/picture">
-                  <pic:nvPicPr>
-                    <pic:cNvPr id="0" name="Picture 4"/>
                     <pic:cNvPicPr>
                       <a:picLocks noChangeAspect="1" noChangeArrowheads="1"/>
                     </pic:cNvPicPr>
@@ -170,6 +525,197 @@
         </w:drawing>
       </w:r>
     </w:p>
+    <w:p/>
+    <w:p>
+      <w:r>
+        <w:t>DB_Connection</w:t>
+      </w:r>
+      <w:r>
+        <w:t>.java</w:t>
+      </w:r>
+    </w:p>
+    <w:p/>
+    <w:p/>
+    <w:p>
+      <w:r>
+        <w:t xml:space="preserve">import </w:t>
+      </w:r>
+      <w:proofErr w:type="spellStart"/>
+      <w:proofErr w:type="gramStart"/>
+      <w:r>
+        <w:t>java.sql.Connection</w:t>
+      </w:r>
+      <w:proofErr w:type="spellEnd"/>
+      <w:proofErr w:type="gramEnd"/>
+      <w:r>
+        <w:t>;</w:t>
+      </w:r>
+      <w:r>
+        <w:br/>
+        <w:t xml:space="preserve">import </w:t>
+      </w:r>
+      <w:proofErr w:type="spellStart"/>
+      <w:proofErr w:type="gramStart"/>
+      <w:r>
+        <w:t>java.sql.DriverManager</w:t>
+      </w:r>
+      <w:proofErr w:type="spellEnd"/>
+      <w:proofErr w:type="gramEnd"/>
+      <w:r>
+        <w:t>;</w:t>
+      </w:r>
+      <w:r>
+        <w:br/>
+      </w:r>
+      <w:r>
+        <w:br/>
+        <w:t xml:space="preserve">public class </w:t>
+      </w:r>
+      <w:proofErr w:type="spellStart"/>
+      <w:r>
+        <w:t>DB_Connection</w:t>
+      </w:r>
+      <w:proofErr w:type="spellEnd"/>
+      <w:r>
+        <w:t xml:space="preserve"> {</w:t>
+      </w:r>
+      <w:r>
+        <w:br/>
+        <w:t xml:space="preserve">    public Connection </w:t>
+      </w:r>
+      <w:proofErr w:type="spellStart"/>
+      <w:r>
+        <w:t>get_</w:t>
+      </w:r>
+      <w:proofErr w:type="gramStart"/>
+      <w:r>
+        <w:t>connection</w:t>
+      </w:r>
+      <w:proofErr w:type="spellEnd"/>
+      <w:r>
+        <w:t>(</w:t>
+      </w:r>
+      <w:proofErr w:type="gramEnd"/>
+      <w:r>
+        <w:t>) {</w:t>
+      </w:r>
+      <w:r>
+        <w:br/>
+        <w:t xml:space="preserve">        try {</w:t>
+      </w:r>
+      <w:r>
+        <w:br/>
+        <w:t xml:space="preserve">            </w:t>
+      </w:r>
+      <w:proofErr w:type="spellStart"/>
+      <w:r>
+        <w:t>Class.</w:t>
+      </w:r>
+      <w:r>
+        <w:rPr>
+          <w:i/>
+          <w:iCs/>
+        </w:rPr>
+        <w:t>forName</w:t>
+      </w:r>
+      <w:proofErr w:type="spellEnd"/>
+      <w:r>
+        <w:t>("</w:t>
+      </w:r>
+      <w:proofErr w:type="spellStart"/>
+      <w:proofErr w:type="gramStart"/>
+      <w:r>
+        <w:t>com.mysql</w:t>
+      </w:r>
+      <w:proofErr w:type="gramEnd"/>
+      <w:r>
+        <w:t>.</w:t>
+      </w:r>
+      <w:proofErr w:type="gramStart"/>
+      <w:r>
+        <w:t>cj.jdbc</w:t>
+      </w:r>
+      <w:proofErr w:type="gramEnd"/>
+      <w:r>
+        <w:t>.Driver</w:t>
+      </w:r>
+      <w:proofErr w:type="spellEnd"/>
+      <w:r>
+        <w:t>");</w:t>
+      </w:r>
+      <w:r>
+        <w:br/>
+        <w:t xml:space="preserve">            return </w:t>
+      </w:r>
+      <w:proofErr w:type="spellStart"/>
+      <w:r>
+        <w:t>DriverManager.</w:t>
+      </w:r>
+      <w:r>
+        <w:rPr>
+          <w:i/>
+          <w:iCs/>
+        </w:rPr>
+        <w:t>getConnection</w:t>
+      </w:r>
+      <w:proofErr w:type="spellEnd"/>
+      <w:r>
+        <w:t>("</w:t>
+      </w:r>
+      <w:proofErr w:type="spellStart"/>
+      <w:proofErr w:type="gramStart"/>
+      <w:r>
+        <w:t>jdbc:mysql</w:t>
+      </w:r>
+      <w:proofErr w:type="spellEnd"/>
+      <w:r>
+        <w:t>://localhost:3306/crud</w:t>
+      </w:r>
+      <w:proofErr w:type="gramEnd"/>
+      <w:r>
+        <w:t>", "root", "root");</w:t>
+      </w:r>
+      <w:r>
+        <w:br/>
+        <w:t xml:space="preserve">      </w:t>
+      </w:r>
+      <w:proofErr w:type="gramStart"/>
+      <w:r>
+        <w:t xml:space="preserve">  }</w:t>
+      </w:r>
+      <w:proofErr w:type="gramEnd"/>
+      <w:r>
+        <w:t xml:space="preserve"> catch (Exception e) {</w:t>
+      </w:r>
+      <w:r>
+        <w:br/>
+        <w:t xml:space="preserve">            return null;</w:t>
+      </w:r>
+      <w:r>
+        <w:br/>
+        <w:t xml:space="preserve">      </w:t>
+      </w:r>
+      <w:proofErr w:type="gramStart"/>
+      <w:r>
+        <w:t xml:space="preserve">  }</w:t>
+      </w:r>
+      <w:proofErr w:type="gramEnd"/>
+      <w:r>
+        <w:br/>
+        <w:t xml:space="preserve">  </w:t>
+      </w:r>
+      <w:proofErr w:type="gramStart"/>
+      <w:r>
+        <w:t xml:space="preserve">  }</w:t>
+      </w:r>
+      <w:proofErr w:type="gramEnd"/>
+      <w:r>
+        <w:br/>
+        <w:t>}</w:t>
+      </w:r>
+    </w:p>
+    <w:p/>
+    <w:p/>
     <w:p>
       <w:r>
         <w:rPr>
@@ -177,10 +723,10 @@
         </w:rPr>
         <w:lastRenderedPageBreak/>
         <w:drawing>
-          <wp:inline distT="0" distB="0" distL="0" distR="0" wp14:anchorId="6956661E" wp14:editId="0C9DD615">
+          <wp:inline distT="0" distB="0" distL="0" distR="0" wp14:anchorId="71AE7C82" wp14:editId="6543DDD6">
             <wp:extent cx="5731510" cy="3583305"/>
             <wp:effectExtent l="0" t="0" r="2540" b="0"/>
-            <wp:docPr id="364414455" name="Picture 5"/>
+            <wp:docPr id="114367406" name="Picture 3"/>
             <wp:cNvGraphicFramePr>
               <a:graphicFrameLocks xmlns:a="http://schemas.openxmlformats.org/drawingml/2006/main" noChangeAspect="1"/>
             </wp:cNvGraphicFramePr>
@@ -188,7 +734,7 @@
               <a:graphicData uri="http://schemas.openxmlformats.org/drawingml/2006/picture">
                 <pic:pic xmlns:pic="http://schemas.openxmlformats.org/drawingml/2006/picture">
                   <pic:nvPicPr>
-                    <pic:cNvPr id="0" name="Picture 5"/>
+                    <pic:cNvPr id="0" name="Picture 3"/>
                     <pic:cNvPicPr>
                       <a:picLocks noChangeAspect="1" noChangeArrowheads="1"/>
                     </pic:cNvPicPr>
@@ -225,15 +771,18 @@
           </wp:inline>
         </w:drawing>
       </w:r>
+    </w:p>
+    <w:p/>
+    <w:p>
       <w:r>
         <w:rPr>
           <w:noProof/>
         </w:rPr>
         <w:drawing>
-          <wp:inline distT="0" distB="0" distL="0" distR="0" wp14:anchorId="3A22511C" wp14:editId="73909480">
+          <wp:inline distT="0" distB="0" distL="0" distR="0" wp14:anchorId="60BC8C41" wp14:editId="1E2AA68B">
             <wp:extent cx="5731510" cy="3583305"/>
             <wp:effectExtent l="0" t="0" r="2540" b="0"/>
-            <wp:docPr id="1263932005" name="Picture 1"/>
+            <wp:docPr id="108639550" name="Picture 4"/>
             <wp:cNvGraphicFramePr>
               <a:graphicFrameLocks xmlns:a="http://schemas.openxmlformats.org/drawingml/2006/main" noChangeAspect="1"/>
             </wp:cNvGraphicFramePr>
@@ -241,7 +790,7 @@
               <a:graphicData uri="http://schemas.openxmlformats.org/drawingml/2006/picture">
                 <pic:pic xmlns:pic="http://schemas.openxmlformats.org/drawingml/2006/picture">
                   <pic:nvPicPr>
-                    <pic:cNvPr id="0" name="Picture 1"/>
+                    <pic:cNvPr id="0" name="Picture 4"/>
                     <pic:cNvPicPr>
                       <a:picLocks noChangeAspect="1" noChangeArrowheads="1"/>
                     </pic:cNvPicPr>
@@ -279,6 +828,613 @@
         </w:drawing>
       </w:r>
     </w:p>
+    <w:p/>
+    <w:p/>
+    <w:p/>
+    <w:p/>
+    <w:p>
+      <w:r>
+        <w:lastRenderedPageBreak/>
+        <w:t>MongoDBConnection</w:t>
+      </w:r>
+      <w:r>
+        <w:t>.java</w:t>
+      </w:r>
+    </w:p>
+    <w:p/>
+    <w:p>
+      <w:r>
+        <w:t xml:space="preserve">import </w:t>
+      </w:r>
+      <w:proofErr w:type="spellStart"/>
+      <w:r>
+        <w:t>com.mongodb.client.MongoClient</w:t>
+      </w:r>
+      <w:proofErr w:type="spellEnd"/>
+      <w:r>
+        <w:t>;</w:t>
+      </w:r>
+      <w:r>
+        <w:br/>
+        <w:t xml:space="preserve">import </w:t>
+      </w:r>
+      <w:proofErr w:type="spellStart"/>
+      <w:r>
+        <w:t>com.mongodb.client.MongoClients</w:t>
+      </w:r>
+      <w:proofErr w:type="spellEnd"/>
+      <w:r>
+        <w:t>;</w:t>
+      </w:r>
+      <w:r>
+        <w:br/>
+        <w:t xml:space="preserve">import </w:t>
+      </w:r>
+      <w:proofErr w:type="spellStart"/>
+      <w:r>
+        <w:t>com.mongodb.client.MongoDatabase</w:t>
+      </w:r>
+      <w:proofErr w:type="spellEnd"/>
+      <w:r>
+        <w:t>;</w:t>
+      </w:r>
+      <w:r>
+        <w:br/>
+        <w:t xml:space="preserve">import </w:t>
+      </w:r>
+      <w:proofErr w:type="spellStart"/>
+      <w:r>
+        <w:t>com.mongodb.client.MongoCollection</w:t>
+      </w:r>
+      <w:proofErr w:type="spellEnd"/>
+      <w:r>
+        <w:t>;</w:t>
+      </w:r>
+      <w:r>
+        <w:br/>
+        <w:t xml:space="preserve">import </w:t>
+      </w:r>
+      <w:proofErr w:type="spellStart"/>
+      <w:r>
+        <w:t>org.bson.Document</w:t>
+      </w:r>
+      <w:proofErr w:type="spellEnd"/>
+      <w:r>
+        <w:t>;</w:t>
+      </w:r>
+      <w:r>
+        <w:br/>
+      </w:r>
+      <w:r>
+        <w:br/>
+        <w:t xml:space="preserve">public class </w:t>
+      </w:r>
+      <w:proofErr w:type="spellStart"/>
+      <w:r>
+        <w:t>MongoDBConnection</w:t>
+      </w:r>
+      <w:proofErr w:type="spellEnd"/>
+      <w:r>
+        <w:t xml:space="preserve"> {</w:t>
+      </w:r>
+      <w:r>
+        <w:br/>
+        <w:t xml:space="preserve">    public static void main(String[] </w:t>
+      </w:r>
+      <w:proofErr w:type="spellStart"/>
+      <w:r>
+        <w:t>args</w:t>
+      </w:r>
+      <w:proofErr w:type="spellEnd"/>
+      <w:r>
+        <w:t>) {</w:t>
+      </w:r>
+      <w:r>
+        <w:br/>
+        <w:t xml:space="preserve">        String </w:t>
+      </w:r>
+      <w:proofErr w:type="spellStart"/>
+      <w:r>
+        <w:t>connectionString</w:t>
+      </w:r>
+      <w:proofErr w:type="spellEnd"/>
+      <w:r>
+        <w:t xml:space="preserve"> = "</w:t>
+      </w:r>
+      <w:proofErr w:type="spellStart"/>
+      <w:r>
+        <w:t>mongodb</w:t>
+      </w:r>
+      <w:proofErr w:type="spellEnd"/>
+      <w:r>
+        <w:t>://localhost:27017";</w:t>
+      </w:r>
+      <w:r>
+        <w:br/>
+      </w:r>
+      <w:r>
+        <w:br/>
+        <w:t xml:space="preserve">        try (</w:t>
+      </w:r>
+      <w:proofErr w:type="spellStart"/>
+      <w:r>
+        <w:t>MongoClient</w:t>
+      </w:r>
+      <w:proofErr w:type="spellEnd"/>
+      <w:r>
+        <w:t xml:space="preserve"> </w:t>
+      </w:r>
+      <w:proofErr w:type="spellStart"/>
+      <w:r>
+        <w:t>mongoClient</w:t>
+      </w:r>
+      <w:proofErr w:type="spellEnd"/>
+      <w:r>
+        <w:t xml:space="preserve"> = </w:t>
+      </w:r>
+      <w:proofErr w:type="spellStart"/>
+      <w:r>
+        <w:t>MongoClients.</w:t>
+      </w:r>
+      <w:r>
+        <w:rPr>
+          <w:i/>
+          <w:iCs/>
+        </w:rPr>
+        <w:t>create</w:t>
+      </w:r>
+      <w:proofErr w:type="spellEnd"/>
+      <w:r>
+        <w:t>(</w:t>
+      </w:r>
+      <w:proofErr w:type="spellStart"/>
+      <w:r>
+        <w:t>connectionString</w:t>
+      </w:r>
+      <w:proofErr w:type="spellEnd"/>
+      <w:r>
+        <w:t>)) {</w:t>
+      </w:r>
+      <w:r>
+        <w:br/>
+        <w:t xml:space="preserve">            </w:t>
+      </w:r>
+      <w:proofErr w:type="spellStart"/>
+      <w:r>
+        <w:t>MongoDatabase</w:t>
+      </w:r>
+      <w:proofErr w:type="spellEnd"/>
+      <w:r>
+        <w:t xml:space="preserve"> database = </w:t>
+      </w:r>
+      <w:proofErr w:type="spellStart"/>
+      <w:r>
+        <w:t>mongoClient.getDatabase</w:t>
+      </w:r>
+      <w:proofErr w:type="spellEnd"/>
+      <w:r>
+        <w:t>("</w:t>
+      </w:r>
+      <w:proofErr w:type="spellStart"/>
+      <w:r>
+        <w:t>testdb</w:t>
+      </w:r>
+      <w:proofErr w:type="spellEnd"/>
+      <w:r>
+        <w:t>");</w:t>
+      </w:r>
+      <w:r>
+        <w:br/>
+        <w:t xml:space="preserve">            </w:t>
+      </w:r>
+      <w:proofErr w:type="spellStart"/>
+      <w:r>
+        <w:t>MongoCollection</w:t>
+      </w:r>
+      <w:proofErr w:type="spellEnd"/>
+      <w:r>
+        <w:t xml:space="preserve">&lt;Document&gt; collection = </w:t>
+      </w:r>
+      <w:proofErr w:type="spellStart"/>
+      <w:r>
+        <w:t>database.getCollection</w:t>
+      </w:r>
+      <w:proofErr w:type="spellEnd"/>
+      <w:r>
+        <w:t>("user");</w:t>
+      </w:r>
+      <w:r>
+        <w:br/>
+      </w:r>
+      <w:r>
+        <w:br/>
+        <w:t xml:space="preserve">            </w:t>
+      </w:r>
+      <w:proofErr w:type="spellStart"/>
+      <w:r>
+        <w:t>collection.deleteMany</w:t>
+      </w:r>
+      <w:proofErr w:type="spellEnd"/>
+      <w:r>
+        <w:t>(new Document());</w:t>
+      </w:r>
+      <w:r>
+        <w:br/>
+      </w:r>
+      <w:r>
+        <w:br/>
+        <w:t xml:space="preserve">            Document </w:t>
+      </w:r>
+      <w:proofErr w:type="spellStart"/>
+      <w:r>
+        <w:t>userDoc</w:t>
+      </w:r>
+      <w:proofErr w:type="spellEnd"/>
+      <w:r>
+        <w:t xml:space="preserve"> = new Document();</w:t>
+      </w:r>
+      <w:r>
+        <w:br/>
+        <w:t xml:space="preserve">            </w:t>
+      </w:r>
+      <w:proofErr w:type="spellStart"/>
+      <w:r>
+        <w:t>userDoc.append</w:t>
+      </w:r>
+      <w:proofErr w:type="spellEnd"/>
+      <w:r>
+        <w:t>("</w:t>
+      </w:r>
+      <w:proofErr w:type="spellStart"/>
+      <w:r>
+        <w:t>sl_no</w:t>
+      </w:r>
+      <w:proofErr w:type="spellEnd"/>
+      <w:r>
+        <w:t>", "201");</w:t>
+      </w:r>
+      <w:r>
+        <w:br/>
+        <w:t xml:space="preserve">            </w:t>
+      </w:r>
+      <w:proofErr w:type="spellStart"/>
+      <w:r>
+        <w:t>userDoc.append</w:t>
+      </w:r>
+      <w:proofErr w:type="spellEnd"/>
+      <w:r>
+        <w:t>("name", "Arun");</w:t>
+      </w:r>
+      <w:r>
+        <w:br/>
+        <w:t xml:space="preserve">            </w:t>
+      </w:r>
+      <w:proofErr w:type="spellStart"/>
+      <w:r>
+        <w:t>userDoc.append</w:t>
+      </w:r>
+      <w:proofErr w:type="spellEnd"/>
+      <w:r>
+        <w:t>("email", "arun@gmail.com");</w:t>
+      </w:r>
+      <w:r>
+        <w:br/>
+        <w:t xml:space="preserve">            </w:t>
+      </w:r>
+      <w:proofErr w:type="spellStart"/>
+      <w:r>
+        <w:t>userDoc.append</w:t>
+      </w:r>
+      <w:proofErr w:type="spellEnd"/>
+      <w:r>
+        <w:t>("address", "Bihar");</w:t>
+      </w:r>
+      <w:r>
+        <w:br/>
+      </w:r>
+      <w:r>
+        <w:br/>
+        <w:t xml:space="preserve">            </w:t>
+      </w:r>
+      <w:proofErr w:type="spellStart"/>
+      <w:r>
+        <w:t>collection.insertOne</w:t>
+      </w:r>
+      <w:proofErr w:type="spellEnd"/>
+      <w:r>
+        <w:t>(</w:t>
+      </w:r>
+      <w:proofErr w:type="spellStart"/>
+      <w:r>
+        <w:t>userDoc</w:t>
+      </w:r>
+      <w:proofErr w:type="spellEnd"/>
+      <w:r>
+        <w:t>);</w:t>
+      </w:r>
+      <w:r>
+        <w:br/>
+      </w:r>
+      <w:r>
+        <w:br/>
+        <w:t xml:space="preserve">            </w:t>
+      </w:r>
+      <w:proofErr w:type="spellStart"/>
+      <w:r>
+        <w:t>System.</w:t>
+      </w:r>
+      <w:r>
+        <w:rPr>
+          <w:i/>
+          <w:iCs/>
+        </w:rPr>
+        <w:t>out</w:t>
+      </w:r>
+      <w:r>
+        <w:t>.println</w:t>
+      </w:r>
+      <w:proofErr w:type="spellEnd"/>
+      <w:r>
+        <w:t>("=========================================");</w:t>
+      </w:r>
+      <w:r>
+        <w:br/>
+        <w:t xml:space="preserve">            </w:t>
+      </w:r>
+      <w:proofErr w:type="spellStart"/>
+      <w:r>
+        <w:t>System.</w:t>
+      </w:r>
+      <w:r>
+        <w:rPr>
+          <w:i/>
+          <w:iCs/>
+        </w:rPr>
+        <w:t>out</w:t>
+      </w:r>
+      <w:r>
+        <w:t>.println</w:t>
+      </w:r>
+      <w:proofErr w:type="spellEnd"/>
+      <w:r>
+        <w:t>("Connected successfully to MongoDB via IntelliJ!");</w:t>
+      </w:r>
+      <w:r>
+        <w:br/>
+        <w:t xml:space="preserve">            </w:t>
+      </w:r>
+      <w:proofErr w:type="spellStart"/>
+      <w:r>
+        <w:t>System.</w:t>
+      </w:r>
+      <w:r>
+        <w:rPr>
+          <w:i/>
+          <w:iCs/>
+        </w:rPr>
+        <w:t>out</w:t>
+      </w:r>
+      <w:r>
+        <w:t>.println</w:t>
+      </w:r>
+      <w:proofErr w:type="spellEnd"/>
+      <w:r>
+        <w:t>("Database '</w:t>
+      </w:r>
+      <w:proofErr w:type="spellStart"/>
+      <w:r>
+        <w:t>testdb</w:t>
+      </w:r>
+      <w:proofErr w:type="spellEnd"/>
+      <w:r>
+        <w:t>' &amp; Collection 'user' Created!");</w:t>
+      </w:r>
+      <w:r>
+        <w:br/>
+        <w:t xml:space="preserve">            </w:t>
+      </w:r>
+      <w:proofErr w:type="spellStart"/>
+      <w:r>
+        <w:t>System.</w:t>
+      </w:r>
+      <w:r>
+        <w:rPr>
+          <w:i/>
+          <w:iCs/>
+        </w:rPr>
+        <w:t>out</w:t>
+      </w:r>
+      <w:r>
+        <w:t>.println</w:t>
+      </w:r>
+      <w:proofErr w:type="spellEnd"/>
+      <w:r>
+        <w:t>("Data Inserted: Arun (Bihar) successfully!");</w:t>
+      </w:r>
+      <w:r>
+        <w:br/>
+        <w:t xml:space="preserve">            </w:t>
+      </w:r>
+      <w:proofErr w:type="spellStart"/>
+      <w:r>
+        <w:t>System.</w:t>
+      </w:r>
+      <w:r>
+        <w:rPr>
+          <w:i/>
+          <w:iCs/>
+        </w:rPr>
+        <w:t>out</w:t>
+      </w:r>
+      <w:r>
+        <w:t>.println</w:t>
+      </w:r>
+      <w:proofErr w:type="spellEnd"/>
+      <w:r>
+        <w:t>("=========================================");</w:t>
+      </w:r>
+      <w:r>
+        <w:br/>
+      </w:r>
+      <w:r>
+        <w:br/>
+        <w:t xml:space="preserve">        } catch (Exception e) {</w:t>
+      </w:r>
+      <w:r>
+        <w:br/>
+        <w:t xml:space="preserve">            </w:t>
+      </w:r>
+      <w:proofErr w:type="spellStart"/>
+      <w:r>
+        <w:t>System.</w:t>
+      </w:r>
+      <w:r>
+        <w:rPr>
+          <w:i/>
+          <w:iCs/>
+        </w:rPr>
+        <w:t>out</w:t>
+      </w:r>
+      <w:r>
+        <w:t>.println</w:t>
+      </w:r>
+      <w:proofErr w:type="spellEnd"/>
+      <w:r>
+        <w:t>("MongoDB Connection Failed! " + e);</w:t>
+      </w:r>
+      <w:r>
+        <w:br/>
+        <w:t xml:space="preserve">      </w:t>
+      </w:r>
+      <w:proofErr w:type="gramStart"/>
+      <w:r>
+        <w:t xml:space="preserve">  }</w:t>
+      </w:r>
+      <w:proofErr w:type="gramEnd"/>
+      <w:r>
+        <w:br/>
+        <w:t xml:space="preserve">  </w:t>
+      </w:r>
+      <w:proofErr w:type="gramStart"/>
+      <w:r>
+        <w:t xml:space="preserve">  }</w:t>
+      </w:r>
+      <w:proofErr w:type="gramEnd"/>
+      <w:r>
+        <w:br/>
+        <w:t>}</w:t>
+      </w:r>
+    </w:p>
+    <w:p/>
+    <w:p>
+      <w:r>
+        <w:rPr>
+          <w:noProof/>
+        </w:rPr>
+        <w:lastRenderedPageBreak/>
+        <w:drawing>
+          <wp:inline distT="0" distB="0" distL="0" distR="0" wp14:anchorId="6956661E" wp14:editId="0C9DD615">
+            <wp:extent cx="5731510" cy="3583305"/>
+            <wp:effectExtent l="0" t="0" r="2540" b="0"/>
+            <wp:docPr id="364414455" name="Picture 5"/>
+            <wp:cNvGraphicFramePr>
+              <a:graphicFrameLocks xmlns:a="http://schemas.openxmlformats.org/drawingml/2006/main" noChangeAspect="1"/>
+            </wp:cNvGraphicFramePr>
+            <a:graphic xmlns:a="http://schemas.openxmlformats.org/drawingml/2006/main">
+              <a:graphicData uri="http://schemas.openxmlformats.org/drawingml/2006/picture">
+                <pic:pic xmlns:pic="http://schemas.openxmlformats.org/drawingml/2006/picture">
+                  <pic:nvPicPr>
+                    <pic:cNvPr id="0" name="Picture 5"/>
+                    <pic:cNvPicPr>
+                      <a:picLocks noChangeAspect="1" noChangeArrowheads="1"/>
+                    </pic:cNvPicPr>
+                  </pic:nvPicPr>
+                  <pic:blipFill>
+                    <a:blip r:embed="rId9" cstate="print">
+                      <a:extLst>
+                        <a:ext uri="{28A0092B-C50C-407E-A947-70E740481C1C}">
+                          <a14:useLocalDpi xmlns:a14="http://schemas.microsoft.com/office/drawing/2010/main" val="0"/>
+                        </a:ext>
+                      </a:extLst>
+                    </a:blip>
+                    <a:srcRect/>
+                    <a:stretch>
+                      <a:fillRect/>
+                    </a:stretch>
+                  </pic:blipFill>
+                  <pic:spPr bwMode="auto">
+                    <a:xfrm>
+                      <a:off x="0" y="0"/>
+                      <a:ext cx="5731510" cy="3583305"/>
+                    </a:xfrm>
+                    <a:prstGeom prst="rect">
+                      <a:avLst/>
+                    </a:prstGeom>
+                    <a:noFill/>
+                    <a:ln>
+                      <a:noFill/>
+                    </a:ln>
+                  </pic:spPr>
+                </pic:pic>
+              </a:graphicData>
+            </a:graphic>
+          </wp:inline>
+        </w:drawing>
+      </w:r>
+      <w:r>
+        <w:rPr>
+          <w:noProof/>
+        </w:rPr>
+        <w:drawing>
+          <wp:inline distT="0" distB="0" distL="0" distR="0" wp14:anchorId="3A22511C" wp14:editId="73909480">
+            <wp:extent cx="5731510" cy="3583305"/>
+            <wp:effectExtent l="0" t="0" r="2540" b="0"/>
+            <wp:docPr id="1263932005" name="Picture 1"/>
+            <wp:cNvGraphicFramePr>
+              <a:graphicFrameLocks xmlns:a="http://schemas.openxmlformats.org/drawingml/2006/main" noChangeAspect="1"/>
+            </wp:cNvGraphicFramePr>
+            <a:graphic xmlns:a="http://schemas.openxmlformats.org/drawingml/2006/main">
+              <a:graphicData uri="http://schemas.openxmlformats.org/drawingml/2006/picture">
+                <pic:pic xmlns:pic="http://schemas.openxmlformats.org/drawingml/2006/picture">
+                  <pic:nvPicPr>
+                    <pic:cNvPr id="0" name="Picture 1"/>
+                    <pic:cNvPicPr>
+                      <a:picLocks noChangeAspect="1" noChangeArrowheads="1"/>
+                    </pic:cNvPicPr>
+                  </pic:nvPicPr>
+                  <pic:blipFill>
+                    <a:blip r:embed="rId10" cstate="print">
+                      <a:extLst>
+                        <a:ext uri="{28A0092B-C50C-407E-A947-70E740481C1C}">
+                          <a14:useLocalDpi xmlns:a14="http://schemas.microsoft.com/office/drawing/2010/main" val="0"/>
+                        </a:ext>
+                      </a:extLst>
+                    </a:blip>
+                    <a:srcRect/>
+                    <a:stretch>
+                      <a:fillRect/>
+                    </a:stretch>
+                  </pic:blipFill>
+                  <pic:spPr bwMode="auto">
+                    <a:xfrm>
+                      <a:off x="0" y="0"/>
+                      <a:ext cx="5731510" cy="3583305"/>
+                    </a:xfrm>
+                    <a:prstGeom prst="rect">
+                      <a:avLst/>
+                    </a:prstGeom>
+                    <a:noFill/>
+                    <a:ln>
+                      <a:noFill/>
+                    </a:ln>
+                  </pic:spPr>
+                </pic:pic>
+              </a:graphicData>
+            </a:graphic>
+          </wp:inline>
+        </w:drawing>
+      </w:r>
+    </w:p>
     <w:sectPr>
       <w:pgSz w:w="11906" w:h="16838"/>
       <w:pgMar w:top="1440" w:right="1440" w:bottom="1440" w:left="1440" w:header="708" w:footer="708" w:gutter="0"/>
@@ -287,6 +1443,56 @@
     </w:sectPr>
   </w:body>
 </w:document>
+</file>
+
+<file path=word/endnotes.xml><?xml version="1.0" encoding="utf-8"?>
+<w:endnotes xmlns:wpc="http://schemas.microsoft.com/office/word/2010/wordprocessingCanvas" xmlns:cx="http://schemas.microsoft.com/office/drawing/2014/chartex" xmlns:cx1="http://schemas.microsoft.com/office/drawing/2015/9/8/chartex" xmlns:cx2="http://schemas.microsoft.com/office/drawing/2015/10/21/chartex" xmlns:cx3="http://schemas.microsoft.com/office/drawing/2016/5/9/chartex" xmlns:cx4="http://schemas.microsoft.com/office/drawing/2016/5/10/chartex" xmlns:cx5="http://schemas.microsoft.com/office/drawing/2016/5/11/chartex" xmlns:cx6="http://schemas.microsoft.com/office/drawing/2016/5/12/chartex" xmlns:cx7="http://schemas.microsoft.com/office/drawing/2016/5/13/chartex" xmlns:cx8="http://schemas.microsoft.com/office/drawing/2016/5/14/chartex" xmlns:mc="http://schemas.openxmlformats.org/markup-compatibility/2006" xmlns:aink="http://schemas.microsoft.com/office/drawing/2016/ink" xmlns:am3d="http://schemas.microsoft.com/office/drawing/2017/model3d" xmlns:o="urn:schemas-microsoft-com:office:office" xmlns:oel="http://schemas.microsoft.com/office/2019/extlst" xmlns:r="http://schemas.openxmlformats.org/officeDocument/2006/relationships" xmlns:m="http://schemas.openxmlformats.org/officeDocument/2006/math" xmlns:v="urn:schemas-microsoft-com:vml" xmlns:wp14="http://schemas.microsoft.com/office/word/2010/wordprocessingDrawing" xmlns:wp="http://schemas.openxmlformats.org/drawingml/2006/wordprocessingDrawing" xmlns:w10="urn:schemas-microsoft-com:office:word" xmlns:w="http://schemas.openxmlformats.org/wordprocessingml/2006/main" xmlns:w14="http://schemas.microsoft.com/office/word/2010/wordml" xmlns:w15="http://schemas.microsoft.com/office/word/2012/wordml" xmlns:w16cex="http://schemas.microsoft.com/office/word/2018/wordml/cex" xmlns:w16cid="http://schemas.microsoft.com/office/word/2016/wordml/cid" xmlns:w16="http://schemas.microsoft.com/office/word/2018/wordml" xmlns:w16du="http://schemas.microsoft.com/office/word/2023/wordml/word16du" xmlns:w16sdtdh="http://schemas.microsoft.com/office/word/2020/wordml/sdtdatahash" xmlns:w16sdtfl="http://schemas.microsoft.com/office/word/2024/wordml/sdtformatlock" xmlns:w16se="http://schemas.microsoft.com/office/word/2015/wordml/symex" xmlns:wpg="http://schemas.microsoft.com/office/word/2010/wordprocessingGroup" xmlns:wpi="http://schemas.microsoft.com/office/word/2010/wordprocessingInk" xmlns:wne="http://schemas.microsoft.com/office/word/2006/wordml" xmlns:wps="http://schemas.microsoft.com/office/word/2010/wordprocessingShape" mc:Ignorable="w14 w15 w16se w16cid w16 w16cex w16sdtdh w16sdtfl w16du wp14">
+  <w:endnote w:type="separator" w:id="-1">
+    <w:p>
+      <w:pPr>
+        <w:spacing w:after="0" w:line="240" w:lineRule="auto"/>
+      </w:pPr>
+      <w:r>
+        <w:separator/>
+      </w:r>
+    </w:p>
+  </w:endnote>
+  <w:endnote w:type="continuationSeparator" w:id="0">
+    <w:p>
+      <w:pPr>
+        <w:spacing w:after="0" w:line="240" w:lineRule="auto"/>
+      </w:pPr>
+      <w:r>
+        <w:continuationSeparator/>
+      </w:r>
+    </w:p>
+  </w:endnote>
+</w:endnotes>
+</file>
+
+<file path=word/footnotes.xml><?xml version="1.0" encoding="utf-8"?>
+<w:footnotes xmlns:wpc="http://schemas.microsoft.com/office/word/2010/wordprocessingCanvas" xmlns:cx="http://schemas.microsoft.com/office/drawing/2014/chartex" xmlns:cx1="http://schemas.microsoft.com/office/drawing/2015/9/8/chartex" xmlns:cx2="http://schemas.microsoft.com/office/drawing/2015/10/21/chartex" xmlns:cx3="http://schemas.microsoft.com/office/drawing/2016/5/9/chartex" xmlns:cx4="http://schemas.microsoft.com/office/drawing/2016/5/10/chartex" xmlns:cx5="http://schemas.microsoft.com/office/drawing/2016/5/11/chartex" xmlns:cx6="http://schemas.microsoft.com/office/drawing/2016/5/12/chartex" xmlns:cx7="http://schemas.microsoft.com/office/drawing/2016/5/13/chartex" xmlns:cx8="http://schemas.microsoft.com/office/drawing/2016/5/14/chartex" xmlns:mc="http://schemas.openxmlformats.org/markup-compatibility/2006" xmlns:aink="http://schemas.microsoft.com/office/drawing/2016/ink" xmlns:am3d="http://schemas.microsoft.com/office/drawing/2017/model3d" xmlns:o="urn:schemas-microsoft-com:office:office" xmlns:oel="http://schemas.microsoft.com/office/2019/extlst" xmlns:r="http://schemas.openxmlformats.org/officeDocument/2006/relationships" xmlns:m="http://schemas.openxmlformats.org/officeDocument/2006/math" xmlns:v="urn:schemas-microsoft-com:vml" xmlns:wp14="http://schemas.microsoft.com/office/word/2010/wordprocessingDrawing" xmlns:wp="http://schemas.openxmlformats.org/drawingml/2006/wordprocessingDrawing" xmlns:w10="urn:schemas-microsoft-com:office:word" xmlns:w="http://schemas.openxmlformats.org/wordprocessingml/2006/main" xmlns:w14="http://schemas.microsoft.com/office/word/2010/wordml" xmlns:w15="http://schemas.microsoft.com/office/word/2012/wordml" xmlns:w16cex="http://schemas.microsoft.com/office/word/2018/wordml/cex" xmlns:w16cid="http://schemas.microsoft.com/office/word/2016/wordml/cid" xmlns:w16="http://schemas.microsoft.com/office/word/2018/wordml" xmlns:w16du="http://schemas.microsoft.com/office/word/2023/wordml/word16du" xmlns:w16sdtdh="http://schemas.microsoft.com/office/word/2020/wordml/sdtdatahash" xmlns:w16sdtfl="http://schemas.microsoft.com/office/word/2024/wordml/sdtformatlock" xmlns:w16se="http://schemas.microsoft.com/office/word/2015/wordml/symex" xmlns:wpg="http://schemas.microsoft.com/office/word/2010/wordprocessingGroup" xmlns:wpi="http://schemas.microsoft.com/office/word/2010/wordprocessingInk" xmlns:wne="http://schemas.microsoft.com/office/word/2006/wordml" xmlns:wps="http://schemas.microsoft.com/office/word/2010/wordprocessingShape" mc:Ignorable="w14 w15 w16se w16cid w16 w16cex w16sdtdh w16sdtfl w16du wp14">
+  <w:footnote w:type="separator" w:id="-1">
+    <w:p>
+      <w:pPr>
+        <w:spacing w:after="0" w:line="240" w:lineRule="auto"/>
+      </w:pPr>
+      <w:r>
+        <w:separator/>
+      </w:r>
+    </w:p>
+  </w:footnote>
+  <w:footnote w:type="continuationSeparator" w:id="0">
+    <w:p>
+      <w:pPr>
+        <w:spacing w:after="0" w:line="240" w:lineRule="auto"/>
+      </w:pPr>
+      <w:r>
+        <w:continuationSeparator/>
+      </w:r>
+    </w:p>
+  </w:footnote>
+</w:footnotes>
 </file>
 
 <file path=word/styles.xml><?xml version="1.0" encoding="utf-8"?>
@@ -1205,6 +2411,50 @@
       <w:spacing w:val="5"/>
     </w:rPr>
   </w:style>
+  <w:style w:type="paragraph" w:styleId="Header">
+    <w:name w:val="header"/>
+    <w:basedOn w:val="Normal"/>
+    <w:link w:val="HeaderChar"/>
+    <w:uiPriority w:val="99"/>
+    <w:unhideWhenUsed/>
+    <w:rsid w:val="00792D53"/>
+    <w:pPr>
+      <w:tabs>
+        <w:tab w:val="center" w:pos="4513"/>
+        <w:tab w:val="right" w:pos="9026"/>
+      </w:tabs>
+      <w:spacing w:after="0" w:line="240" w:lineRule="auto"/>
+    </w:pPr>
+  </w:style>
+  <w:style w:type="character" w:customStyle="1" w:styleId="HeaderChar">
+    <w:name w:val="Header Char"/>
+    <w:basedOn w:val="DefaultParagraphFont"/>
+    <w:link w:val="Header"/>
+    <w:uiPriority w:val="99"/>
+    <w:rsid w:val="00792D53"/>
+  </w:style>
+  <w:style w:type="paragraph" w:styleId="Footer">
+    <w:name w:val="footer"/>
+    <w:basedOn w:val="Normal"/>
+    <w:link w:val="FooterChar"/>
+    <w:uiPriority w:val="99"/>
+    <w:unhideWhenUsed/>
+    <w:rsid w:val="00792D53"/>
+    <w:pPr>
+      <w:tabs>
+        <w:tab w:val="center" w:pos="4513"/>
+        <w:tab w:val="right" w:pos="9026"/>
+      </w:tabs>
+      <w:spacing w:after="0" w:line="240" w:lineRule="auto"/>
+    </w:pPr>
+  </w:style>
+  <w:style w:type="character" w:customStyle="1" w:styleId="FooterChar">
+    <w:name w:val="Footer Char"/>
+    <w:basedOn w:val="DefaultParagraphFont"/>
+    <w:link w:val="Footer"/>
+    <w:uiPriority w:val="99"/>
+    <w:rsid w:val="00792D53"/>
+  </w:style>
 </w:styles>
 </file>
 
